--- a/content/about.docx
+++ b/content/about.docx
@@ -7,64 +7,58 @@
         <w:pStyle w:val="Heading1"/>
       </w:pPr>
       <w:r>
-        <w:t xml:space="preserve">创立缘由</w:t>
+        <w:t xml:space="preserve">欢迎来到布灵的创作小屋！</w:t>
+      </w:r>
+    </w:p>
+    <w:p>
+      <w:pPr>
+        <w:pStyle w:val="Heading2"/>
+      </w:pPr>
+      <w:r>
+        <w:t xml:space="preserve">一 · 网站介绍</w:t>
       </w:r>
     </w:p>
     <w:p>
       <w:r>
-        <w:t xml:space="preserve">布灵的创作小屋建于 2022 年秋天，最初只是想给写完的故事找个能住下来的地方，不用散落在各个文档里。后来设定、插画越攒越多，就干脆按“故事集、设定集、画集”三个房间重新装修了一遍。</w:t>
+        <w:t xml:space="preserve">本网站建立于2025年10月21日，在2026年10月26日迎来一次全面翻新，用于储存与展示本人【cn：布灵】的各种作品。</w:t>
+      </w:r>
+    </w:p>
+    <w:p>
+      <w:r>
+        <w:t xml:space="preserve">作品包括文字设定、图片设定、小说、漫画、废案、随笔、灵感等。</w:t>
+      </w:r>
+    </w:p>
+    <w:p>
+      <w:r>
+        <w:t xml:space="preserve">最早的作品大概能追溯到13年左右，只可惜那时我没有留存资料的意识，很多东西都已丢失。</w:t>
+      </w:r>
+    </w:p>
+    <w:p>
+      <w:r>
+        <w:t xml:space="preserve">希望你能在这里找到一些喜欢的东西。</w:t>
       </w:r>
     </w:p>
     <w:p>
       <w:pPr>
-        <w:pStyle w:val="Heading1"/>
+        <w:pStyle w:val="Heading2"/>
       </w:pPr>
       <w:r>
-        <w:t xml:space="preserve">这里是做什么的</w:t>
+        <w:t xml:space="preserve">二 · 交流群</w:t>
       </w:r>
     </w:p>
     <w:p>
       <w:r>
-        <w:t xml:space="preserve">本站是我的个人作品档案馆：故事集存放小说与其各版本修订稿，设定集存放作品共享的世界观与组织档案，画集存放水彩与插画的完整图集。想看世界的全貌，建议从设定集的《云海纪元 · 世界志》开始。</w:t>
-      </w:r>
-    </w:p>
-    <w:p>
-      <w:pPr>
-        <w:pStyle w:val="Heading1"/>
-      </w:pPr>
-      <w:r>
-        <w:t xml:space="preserve">更新节奏</w:t>
+        <w:t xml:space="preserve">加入交流群，反馈网站的问题、提出优化建议、交流里面的作品。</w:t>
       </w:r>
     </w:p>
     <w:p>
       <w:r>
-        <w:t xml:space="preserve">连载中的作品（目前为《雨停在站台》）每月更新一章；画集随季节整理；设定集跟随新作发布滚动补充。每次更新都会同步在首页公告，公告看完可以关掉，不影响后续查看。</w:t>
-      </w:r>
-    </w:p>
-    <w:p>
-      <w:pPr>
-        <w:pStyle w:val="Heading1"/>
-      </w:pPr>
-      <w:r>
-        <w:t xml:space="preserve">版权声明</w:t>
+        <w:t xml:space="preserve">QQ群：773437523</w:t>
       </w:r>
     </w:p>
     <w:p>
       <w:r>
-        <w:t xml:space="preserve">站内全部文字、设定与画作为个人创作，未经允许请勿转载商用。需要说明的是，本次交付版本中的作品内容均为示例填充，站长可在数据文件中替换为正式作品后再上线。</w:t>
-      </w:r>
-    </w:p>
-    <w:p>
-      <w:pPr>
-        <w:pStyle w:val="Heading1"/>
-      </w:pPr>
-      <w:r>
-        <w:t xml:space="preserve">联系方式</w:t>
-      </w:r>
-    </w:p>
-    <w:p>
-      <w:r>
-        <w:t xml:space="preserve">想交流或催更，可以写邮件到 hello@example.com（示例地址，上线前请替换），或在留言板与看板娘墨文绘颜说一声——她转达得很勤快。</w:t>
+        <w:t xml:space="preserve">邀请码（不定期更新）：jkaslhnuweilh</w:t>
       </w:r>
     </w:p>
     <w:sectPr>
@@ -87,6 +81,17 @@
     </w:pPr>
     <w:rPr>
       <w:b/>
+      <w:sz w:val="36"/>
+    </w:rPr>
+  </w:style>
+  <w:style w:type="paragraph" w:styleId="Heading2">
+    <w:name w:val="heading 2"/>
+    <w:basedOn w:val="Normal"/>
+    <w:pPr>
+      <w:outlineLvl w:val="1"/>
+    </w:pPr>
+    <w:rPr>
+      <w:b/>
       <w:sz w:val="28"/>
     </w:rPr>
   </w:style>
